--- a/AI Use Declaration Form.docx
+++ b/AI Use Declaration Form.docx
@@ -123,7 +123,7 @@
         <w:rPr>
           <w:rFonts w:cs="Times New Roman" w:ascii="Times New Roman" w:hAnsi="Times New Roman"/>
         </w:rPr>
-        <w:t xml:space="preserve"> ___________________________________________</w:t>
+        <w:t xml:space="preserve"> _______https://github.com/Phyron-gif/Jinor_Tracy-Phyron_Lab0.git____________________________________</w:t>
         <w:br/>
       </w:r>
       <w:r>
